--- a/klagomål/A 53584-2025 FSC-klagomål.docx
+++ b/klagomål/A 53584-2025 FSC-klagomål.docx
@@ -664,7 +664,7 @@
     <w:r>
       <w:tab/>
       <w:tab/>
-      <w:t>2025-10-31</w:t>
+      <w:t>2025-11-01</w:t>
       <w:br/>
       <w:br/>
     </w:r>

--- a/klagomål/A 53584-2025 FSC-klagomål.docx
+++ b/klagomål/A 53584-2025 FSC-klagomål.docx
@@ -664,7 +664,7 @@
     <w:r>
       <w:tab/>
       <w:tab/>
-      <w:t>2025-11-01</w:t>
+      <w:t>2025-11-02</w:t>
       <w:br/>
       <w:br/>
     </w:r>

--- a/klagomål/A 53584-2025 FSC-klagomål.docx
+++ b/klagomål/A 53584-2025 FSC-klagomål.docx
@@ -664,7 +664,7 @@
     <w:r>
       <w:tab/>
       <w:tab/>
-      <w:t>2025-11-02</w:t>
+      <w:t>2025-11-03</w:t>
       <w:br/>
       <w:br/>
     </w:r>

--- a/klagomål/A 53584-2025 FSC-klagomål.docx
+++ b/klagomål/A 53584-2025 FSC-klagomål.docx
@@ -664,7 +664,7 @@
     <w:r>
       <w:tab/>
       <w:tab/>
-      <w:t>2025-11-03</w:t>
+      <w:t>2025-11-04</w:t>
       <w:br/>
       <w:br/>
     </w:r>

--- a/klagomål/A 53584-2025 FSC-klagomål.docx
+++ b/klagomål/A 53584-2025 FSC-klagomål.docx
@@ -664,7 +664,7 @@
     <w:r>
       <w:tab/>
       <w:tab/>
-      <w:t>2025-11-04</w:t>
+      <w:t>2025-11-05</w:t>
       <w:br/>
       <w:br/>
     </w:r>

--- a/klagomål/A 53584-2025 FSC-klagomål.docx
+++ b/klagomål/A 53584-2025 FSC-klagomål.docx
@@ -664,7 +664,7 @@
     <w:r>
       <w:tab/>
       <w:tab/>
-      <w:t>2025-11-05</w:t>
+      <w:t>2025-11-06</w:t>
       <w:br/>
       <w:br/>
     </w:r>

--- a/klagomål/A 53584-2025 FSC-klagomål.docx
+++ b/klagomål/A 53584-2025 FSC-klagomål.docx
@@ -664,7 +664,7 @@
     <w:r>
       <w:tab/>
       <w:tab/>
-      <w:t>2025-11-06</w:t>
+      <w:t>2025-11-07</w:t>
       <w:br/>
       <w:br/>
     </w:r>

--- a/klagomål/A 53584-2025 FSC-klagomål.docx
+++ b/klagomål/A 53584-2025 FSC-klagomål.docx
@@ -664,7 +664,7 @@
     <w:r>
       <w:tab/>
       <w:tab/>
-      <w:t>2025-11-07</w:t>
+      <w:t>2025-11-08</w:t>
       <w:br/>
       <w:br/>
     </w:r>

--- a/klagomål/A 53584-2025 FSC-klagomål.docx
+++ b/klagomål/A 53584-2025 FSC-klagomål.docx
@@ -664,7 +664,7 @@
     <w:r>
       <w:tab/>
       <w:tab/>
-      <w:t>2025-11-08</w:t>
+      <w:t>2025-11-09</w:t>
       <w:br/>
       <w:br/>
     </w:r>

--- a/klagomål/A 53584-2025 FSC-klagomål.docx
+++ b/klagomål/A 53584-2025 FSC-klagomål.docx
@@ -664,7 +664,7 @@
     <w:r>
       <w:tab/>
       <w:tab/>
-      <w:t>2025-11-09</w:t>
+      <w:t>2025-11-10</w:t>
       <w:br/>
       <w:br/>
     </w:r>

--- a/klagomål/A 53584-2025 FSC-klagomål.docx
+++ b/klagomål/A 53584-2025 FSC-klagomål.docx
@@ -664,7 +664,7 @@
     <w:r>
       <w:tab/>
       <w:tab/>
-      <w:t>2025-11-10</w:t>
+      <w:t>2025-11-11</w:t>
       <w:br/>
       <w:br/>
     </w:r>

--- a/klagomål/A 53584-2025 FSC-klagomål.docx
+++ b/klagomål/A 53584-2025 FSC-klagomål.docx
@@ -664,7 +664,7 @@
     <w:r>
       <w:tab/>
       <w:tab/>
-      <w:t>2025-11-11</w:t>
+      <w:t>2025-11-12</w:t>
       <w:br/>
       <w:br/>
     </w:r>

--- a/klagomål/A 53584-2025 FSC-klagomål.docx
+++ b/klagomål/A 53584-2025 FSC-klagomål.docx
@@ -191,7 +191,7 @@
     </w:p>
     <w:p>
       <w:r>
-        <w:t>I avverkningsanmälan har följande 4 naturvårdsarter hittats: apollofjäril (NT, §4a), jordtistel (NT), klasefibbla (NT) och majviva (NT). Av dessa är 4 rödlistade. För rödlistade arter har rödlistekategorin angivits inom parentes. För fridlysta arter anges även paragrafen i Artskyddsförordningen som arten är fridlyst enligt.</w:t>
+        <w:t>I avverkningsanmälan har följande 6 naturvårdsarter hittats: apollofjäril (NT, §4a), jordtistel (NT), klasefibbla (NT), majviva (NT), gråkråka (§4) och nattviol (§8). Av dessa är 4 rödlistade. För rödlistade arter har rödlistekategorin angivits inom parentes. För fridlysta arter anges även paragrafen i Artskyddsförordningen som arten är fridlyst enligt.</w:t>
       </w:r>
     </w:p>
     <w:p>
@@ -256,7 +256,21 @@
     </w:p>
     <w:p>
       <w:r>
-        <w:t>Följande fridlysta arter har sina livsmiljöer och växtplatser i den avverkningsanmälda skogen: apollofjäril (NT, §4a).</w:t>
+        <w:t>Följande fridlysta arter har sina livsmiljöer och växtplatser i den avverkningsanmälda skogen: apollofjäril (NT, §4a), gråkråka (§4) och nattviol (§8).</w:t>
+      </w:r>
+    </w:p>
+    <w:p>
+      <w:r>
+        <w:t xml:space="preserve">Observera att medlemsländerna är skyldiga att agera i enlighet med EU:s fågeldirektiv där det uttryckligen står att direktivet gäller för fåglar samt för deras ägg, bon och </w:t>
+      </w:r>
+      <w:r>
+        <w:rPr>
+          <w:b/>
+        </w:rPr>
+        <w:t xml:space="preserve">livsmiljöer </w:t>
+      </w:r>
+      <w:r>
+        <w:t>(artikel 1). Vidare att de åtgärder som vidtas inte får leda till en försämring av den nuvarande situationen beträffande bevarandet av de fågelarter som avses i artikel 1 (artikel 13). Fågeldirektivet är styrande för tillsynsansvariga myndigheters ärendehantering, ställningstaganden och beslutsfattande.</w:t>
       </w:r>
     </w:p>
     <w:p>
@@ -311,6 +325,22 @@
       <w:r>
         <w:t>I den avverkningsanmälda skogen har fridlysta arter sina livsmiljöer och växtplatser. Att skada de fridlysta arternas livsmiljöer, växtplatser eller ekologiska funktion är inte tillåtet enligt artskyddsförordningen.</w:t>
       </w:r>
+      <w:r>
+        <w:rPr>
+          <w:i/>
+        </w:rPr>
+        <w:t xml:space="preserve"> EU:s medlemsländer och skogsbolag är skyldiga att agera i enlighet med EU:s fågeldirektiv där det uttryckligen står att direktivet gäller för fåglar samt för deras ägg, bon och </w:t>
+      </w:r>
+      <w:r>
+        <w:rPr>
+          <w:b/>
+          <w:i/>
+        </w:rPr>
+        <w:t xml:space="preserve">livsmiljöer </w:t>
+      </w:r>
+      <w:r>
+        <w:t>(artikel 1). Vidare att de åtgärder som vidtas inte får leda till en försämring av den nuvarande situationen beträffande bevarandet av de fågelarter som avses i artikel 1 (artikel 13).</w:t>
+      </w:r>
     </w:p>
     <w:p>
       <w:r>
@@ -349,7 +379,7 @@
         <w:rPr>
           <w:i/>
         </w:rPr>
-        <w:t>I det avverkningsanmälda skogsområdet har 4 naturvårdsarter varav 4 rödlistade arter sina livsmiljöer och växtplatser.</w:t>
+        <w:t>I det avverkningsanmälda skogsområdet har 6 naturvårdsarter varav 4 rödlistade arter sina livsmiljöer och växtplatser.</w:t>
       </w:r>
     </w:p>
     <w:p>
@@ -664,7 +694,7 @@
     <w:r>
       <w:tab/>
       <w:tab/>
-      <w:t>2025-11-12</w:t>
+      <w:t>2025-11-13</w:t>
       <w:br/>
       <w:br/>
     </w:r>

--- a/klagomål/A 53584-2025 FSC-klagomål.docx
+++ b/klagomål/A 53584-2025 FSC-klagomål.docx
@@ -694,7 +694,7 @@
     <w:r>
       <w:tab/>
       <w:tab/>
-      <w:t>2025-11-13</w:t>
+      <w:t>2025-11-14</w:t>
       <w:br/>
       <w:br/>
     </w:r>

--- a/klagomål/A 53584-2025 FSC-klagomål.docx
+++ b/klagomål/A 53584-2025 FSC-klagomål.docx
@@ -694,7 +694,7 @@
     <w:r>
       <w:tab/>
       <w:tab/>
-      <w:t>2025-11-14</w:t>
+      <w:t>2025-11-15</w:t>
       <w:br/>
       <w:br/>
     </w:r>

--- a/klagomål/A 53584-2025 FSC-klagomål.docx
+++ b/klagomål/A 53584-2025 FSC-klagomål.docx
@@ -694,7 +694,7 @@
     <w:r>
       <w:tab/>
       <w:tab/>
-      <w:t>2025-11-15</w:t>
+      <w:t>2025-11-20</w:t>
       <w:br/>
       <w:br/>
     </w:r>

--- a/klagomål/A 53584-2025 FSC-klagomål.docx
+++ b/klagomål/A 53584-2025 FSC-klagomål.docx
@@ -694,7 +694,7 @@
     <w:r>
       <w:tab/>
       <w:tab/>
-      <w:t>2025-11-20</w:t>
+      <w:t>2025-11-21</w:t>
       <w:br/>
       <w:br/>
     </w:r>

--- a/klagomål/A 53584-2025 FSC-klagomål.docx
+++ b/klagomål/A 53584-2025 FSC-klagomål.docx
@@ -694,7 +694,7 @@
     <w:r>
       <w:tab/>
       <w:tab/>
-      <w:t>2025-11-21</w:t>
+      <w:t>2025-11-22</w:t>
       <w:br/>
       <w:br/>
     </w:r>

--- a/klagomål/A 53584-2025 FSC-klagomål.docx
+++ b/klagomål/A 53584-2025 FSC-klagomål.docx
@@ -694,7 +694,7 @@
     <w:r>
       <w:tab/>
       <w:tab/>
-      <w:t>2025-11-22</w:t>
+      <w:t>2025-11-23</w:t>
       <w:br/>
       <w:br/>
     </w:r>

--- a/klagomål/A 53584-2025 FSC-klagomål.docx
+++ b/klagomål/A 53584-2025 FSC-klagomål.docx
@@ -694,7 +694,7 @@
     <w:r>
       <w:tab/>
       <w:tab/>
-      <w:t>2025-11-23</w:t>
+      <w:t>2025-11-24</w:t>
       <w:br/>
       <w:br/>
     </w:r>

--- a/klagomål/A 53584-2025 FSC-klagomål.docx
+++ b/klagomål/A 53584-2025 FSC-klagomål.docx
@@ -694,7 +694,7 @@
     <w:r>
       <w:tab/>
       <w:tab/>
-      <w:t>2025-11-24</w:t>
+      <w:t>2025-11-25</w:t>
       <w:br/>
       <w:br/>
     </w:r>

--- a/klagomål/A 53584-2025 FSC-klagomål.docx
+++ b/klagomål/A 53584-2025 FSC-klagomål.docx
@@ -694,7 +694,7 @@
     <w:r>
       <w:tab/>
       <w:tab/>
-      <w:t>2025-11-25</w:t>
+      <w:t>2025-11-26</w:t>
       <w:br/>
       <w:br/>
     </w:r>

--- a/klagomål/A 53584-2025 FSC-klagomål.docx
+++ b/klagomål/A 53584-2025 FSC-klagomål.docx
@@ -694,7 +694,7 @@
     <w:r>
       <w:tab/>
       <w:tab/>
-      <w:t>2025-11-26</w:t>
+      <w:t>2025-11-27</w:t>
       <w:br/>
       <w:br/>
     </w:r>

--- a/klagomål/A 53584-2025 FSC-klagomål.docx
+++ b/klagomål/A 53584-2025 FSC-klagomål.docx
@@ -694,7 +694,7 @@
     <w:r>
       <w:tab/>
       <w:tab/>
-      <w:t>2025-11-27</w:t>
+      <w:t>2025-11-28</w:t>
       <w:br/>
       <w:br/>
     </w:r>

--- a/klagomål/A 53584-2025 FSC-klagomål.docx
+++ b/klagomål/A 53584-2025 FSC-klagomål.docx
@@ -694,7 +694,7 @@
     <w:r>
       <w:tab/>
       <w:tab/>
-      <w:t>2025-11-28</w:t>
+      <w:t>2025-11-29</w:t>
       <w:br/>
       <w:br/>
     </w:r>

--- a/klagomål/A 53584-2025 FSC-klagomål.docx
+++ b/klagomål/A 53584-2025 FSC-klagomål.docx
@@ -694,7 +694,7 @@
     <w:r>
       <w:tab/>
       <w:tab/>
-      <w:t>2025-11-29</w:t>
+      <w:t>2025-11-30</w:t>
       <w:br/>
       <w:br/>
     </w:r>

--- a/klagomål/A 53584-2025 FSC-klagomål.docx
+++ b/klagomål/A 53584-2025 FSC-klagomål.docx
@@ -694,7 +694,7 @@
     <w:r>
       <w:tab/>
       <w:tab/>
-      <w:t>2025-11-30</w:t>
+      <w:t>2025-12-01</w:t>
       <w:br/>
       <w:br/>
     </w:r>

--- a/klagomål/A 53584-2025 FSC-klagomål.docx
+++ b/klagomål/A 53584-2025 FSC-klagomål.docx
@@ -694,7 +694,7 @@
     <w:r>
       <w:tab/>
       <w:tab/>
-      <w:t>2025-12-01</w:t>
+      <w:t>2025-12-02</w:t>
       <w:br/>
       <w:br/>
     </w:r>

--- a/klagomål/A 53584-2025 FSC-klagomål.docx
+++ b/klagomål/A 53584-2025 FSC-klagomål.docx
@@ -694,7 +694,7 @@
     <w:r>
       <w:tab/>
       <w:tab/>
-      <w:t>2025-12-02</w:t>
+      <w:t>2025-12-03</w:t>
       <w:br/>
       <w:br/>
     </w:r>

--- a/klagomål/A 53584-2025 FSC-klagomål.docx
+++ b/klagomål/A 53584-2025 FSC-klagomål.docx
@@ -694,7 +694,7 @@
     <w:r>
       <w:tab/>
       <w:tab/>
-      <w:t>2025-12-03</w:t>
+      <w:t>2025-12-04</w:t>
       <w:br/>
       <w:br/>
     </w:r>

--- a/klagomål/A 53584-2025 FSC-klagomål.docx
+++ b/klagomål/A 53584-2025 FSC-klagomål.docx
@@ -694,7 +694,7 @@
     <w:r>
       <w:tab/>
       <w:tab/>
-      <w:t>2025-12-04</w:t>
+      <w:t>2025-12-05</w:t>
       <w:br/>
       <w:br/>
     </w:r>

--- a/klagomål/A 53584-2025 FSC-klagomål.docx
+++ b/klagomål/A 53584-2025 FSC-klagomål.docx
@@ -694,7 +694,7 @@
     <w:r>
       <w:tab/>
       <w:tab/>
-      <w:t>2025-12-05</w:t>
+      <w:t>2025-12-06</w:t>
       <w:br/>
       <w:br/>
     </w:r>

--- a/klagomål/A 53584-2025 FSC-klagomål.docx
+++ b/klagomål/A 53584-2025 FSC-klagomål.docx
@@ -694,7 +694,7 @@
     <w:r>
       <w:tab/>
       <w:tab/>
-      <w:t>2025-12-06</w:t>
+      <w:t>2025-12-07</w:t>
       <w:br/>
       <w:br/>
     </w:r>

--- a/klagomål/A 53584-2025 FSC-klagomål.docx
+++ b/klagomål/A 53584-2025 FSC-klagomål.docx
@@ -694,7 +694,7 @@
     <w:r>
       <w:tab/>
       <w:tab/>
-      <w:t>2025-12-07</w:t>
+      <w:t>2025-12-08</w:t>
       <w:br/>
       <w:br/>
     </w:r>

--- a/klagomål/A 53584-2025 FSC-klagomål.docx
+++ b/klagomål/A 53584-2025 FSC-klagomål.docx
@@ -694,7 +694,7 @@
     <w:r>
       <w:tab/>
       <w:tab/>
-      <w:t>2025-12-08</w:t>
+      <w:t>2025-12-09</w:t>
       <w:br/>
       <w:br/>
     </w:r>

--- a/klagomål/A 53584-2025 FSC-klagomål.docx
+++ b/klagomål/A 53584-2025 FSC-klagomål.docx
@@ -694,7 +694,7 @@
     <w:r>
       <w:tab/>
       <w:tab/>
-      <w:t>2025-12-09</w:t>
+      <w:t>2025-12-10</w:t>
       <w:br/>
       <w:br/>
     </w:r>

--- a/klagomål/A 53584-2025 FSC-klagomål.docx
+++ b/klagomål/A 53584-2025 FSC-klagomål.docx
@@ -694,7 +694,7 @@
     <w:r>
       <w:tab/>
       <w:tab/>
-      <w:t>2025-12-10</w:t>
+      <w:t>2025-12-11</w:t>
       <w:br/>
       <w:br/>
     </w:r>

--- a/klagomål/A 53584-2025 FSC-klagomål.docx
+++ b/klagomål/A 53584-2025 FSC-klagomål.docx
@@ -694,7 +694,7 @@
     <w:r>
       <w:tab/>
       <w:tab/>
-      <w:t>2025-12-11</w:t>
+      <w:t>2025-12-12</w:t>
       <w:br/>
       <w:br/>
     </w:r>

--- a/klagomål/A 53584-2025 FSC-klagomål.docx
+++ b/klagomål/A 53584-2025 FSC-klagomål.docx
@@ -694,7 +694,7 @@
     <w:r>
       <w:tab/>
       <w:tab/>
-      <w:t>2025-12-12</w:t>
+      <w:t>2025-12-13</w:t>
       <w:br/>
       <w:br/>
     </w:r>

--- a/klagomål/A 53584-2025 FSC-klagomål.docx
+++ b/klagomål/A 53584-2025 FSC-klagomål.docx
@@ -694,7 +694,7 @@
     <w:r>
       <w:tab/>
       <w:tab/>
-      <w:t>2025-12-19</w:t>
+      <w:t>2025-12-20</w:t>
       <w:br/>
       <w:br/>
     </w:r>

--- a/klagomål/A 53584-2025 FSC-klagomål.docx
+++ b/klagomål/A 53584-2025 FSC-klagomål.docx
@@ -694,7 +694,7 @@
     <w:r>
       <w:tab/>
       <w:tab/>
-      <w:t>2025-12-20</w:t>
+      <w:t>2025-12-21</w:t>
       <w:br/>
       <w:br/>
     </w:r>

--- a/klagomål/A 53584-2025 FSC-klagomål.docx
+++ b/klagomål/A 53584-2025 FSC-klagomål.docx
@@ -694,7 +694,7 @@
     <w:r>
       <w:tab/>
       <w:tab/>
-      <w:t>2025-12-21</w:t>
+      <w:t>2025-12-22</w:t>
       <w:br/>
       <w:br/>
     </w:r>

--- a/klagomål/A 53584-2025 FSC-klagomål.docx
+++ b/klagomål/A 53584-2025 FSC-klagomål.docx
@@ -694,7 +694,7 @@
     <w:r>
       <w:tab/>
       <w:tab/>
-      <w:t>2025-12-22</w:t>
+      <w:t>2025-12-26</w:t>
       <w:br/>
       <w:br/>
     </w:r>

--- a/klagomål/A 53584-2025 FSC-klagomål.docx
+++ b/klagomål/A 53584-2025 FSC-klagomål.docx
@@ -694,7 +694,7 @@
     <w:r>
       <w:tab/>
       <w:tab/>
-      <w:t>2026-01-07</w:t>
+      <w:t>2026-01-08</w:t>
       <w:br/>
       <w:br/>
     </w:r>

--- a/klagomål/A 53584-2025 FSC-klagomål.docx
+++ b/klagomål/A 53584-2025 FSC-klagomål.docx
@@ -694,7 +694,7 @@
     <w:r>
       <w:tab/>
       <w:tab/>
-      <w:t>2026-01-08</w:t>
+      <w:t>2026-01-09</w:t>
       <w:br/>
       <w:br/>
     </w:r>

--- a/klagomål/A 53584-2025 FSC-klagomål.docx
+++ b/klagomål/A 53584-2025 FSC-klagomål.docx
@@ -694,7 +694,7 @@
     <w:r>
       <w:tab/>
       <w:tab/>
-      <w:t>2026-01-09</w:t>
+      <w:t>2026-01-10</w:t>
       <w:br/>
       <w:br/>
     </w:r>

--- a/klagomål/A 53584-2025 FSC-klagomål.docx
+++ b/klagomål/A 53584-2025 FSC-klagomål.docx
@@ -694,7 +694,7 @@
     <w:r>
       <w:tab/>
       <w:tab/>
-      <w:t>2026-01-10</w:t>
+      <w:t>2026-01-11</w:t>
       <w:br/>
       <w:br/>
     </w:r>

--- a/klagomål/A 53584-2025 FSC-klagomål.docx
+++ b/klagomål/A 53584-2025 FSC-klagomål.docx
@@ -694,7 +694,7 @@
     <w:r>
       <w:tab/>
       <w:tab/>
-      <w:t>2026-01-11</w:t>
+      <w:t>2026-01-12</w:t>
       <w:br/>
       <w:br/>
     </w:r>

--- a/klagomål/A 53584-2025 FSC-klagomål.docx
+++ b/klagomål/A 53584-2025 FSC-klagomål.docx
@@ -694,7 +694,7 @@
     <w:r>
       <w:tab/>
       <w:tab/>
-      <w:t>2026-01-12</w:t>
+      <w:t>2026-01-13</w:t>
       <w:br/>
       <w:br/>
     </w:r>

--- a/klagomål/A 53584-2025 FSC-klagomål.docx
+++ b/klagomål/A 53584-2025 FSC-klagomål.docx
@@ -694,7 +694,7 @@
     <w:r>
       <w:tab/>
       <w:tab/>
-      <w:t>2026-01-13</w:t>
+      <w:t>2026-01-14</w:t>
       <w:br/>
       <w:br/>
     </w:r>

--- a/klagomål/A 53584-2025 FSC-klagomål.docx
+++ b/klagomål/A 53584-2025 FSC-klagomål.docx
@@ -694,7 +694,7 @@
     <w:r>
       <w:tab/>
       <w:tab/>
-      <w:t>2026-01-14</w:t>
+      <w:t>2026-01-15</w:t>
       <w:br/>
       <w:br/>
     </w:r>

--- a/klagomål/A 53584-2025 FSC-klagomål.docx
+++ b/klagomål/A 53584-2025 FSC-klagomål.docx
@@ -694,7 +694,7 @@
     <w:r>
       <w:tab/>
       <w:tab/>
-      <w:t>2026-01-15</w:t>
+      <w:t>2026-01-16</w:t>
       <w:br/>
       <w:br/>
     </w:r>

--- a/klagomål/A 53584-2025 FSC-klagomål.docx
+++ b/klagomål/A 53584-2025 FSC-klagomål.docx
@@ -694,7 +694,7 @@
     <w:r>
       <w:tab/>
       <w:tab/>
-      <w:t>2026-01-16</w:t>
+      <w:t>2026-01-17</w:t>
       <w:br/>
       <w:br/>
     </w:r>

--- a/klagomål/A 53584-2025 FSC-klagomål.docx
+++ b/klagomål/A 53584-2025 FSC-klagomål.docx
@@ -694,7 +694,7 @@
     <w:r>
       <w:tab/>
       <w:tab/>
-      <w:t>2026-01-17</w:t>
+      <w:t>2026-01-18</w:t>
       <w:br/>
       <w:br/>
     </w:r>

--- a/klagomål/A 53584-2025 FSC-klagomål.docx
+++ b/klagomål/A 53584-2025 FSC-klagomål.docx
@@ -694,7 +694,7 @@
     <w:r>
       <w:tab/>
       <w:tab/>
-      <w:t>2026-01-18</w:t>
+      <w:t>2026-01-19</w:t>
       <w:br/>
       <w:br/>
     </w:r>

--- a/klagomål/A 53584-2025 FSC-klagomål.docx
+++ b/klagomål/A 53584-2025 FSC-klagomål.docx
@@ -694,7 +694,7 @@
     <w:r>
       <w:tab/>
       <w:tab/>
-      <w:t>2026-01-19</w:t>
+      <w:t>2026-01-20</w:t>
       <w:br/>
       <w:br/>
     </w:r>

--- a/klagomål/A 53584-2025 FSC-klagomål.docx
+++ b/klagomål/A 53584-2025 FSC-klagomål.docx
@@ -694,7 +694,7 @@
     <w:r>
       <w:tab/>
       <w:tab/>
-      <w:t>2026-01-20</w:t>
+      <w:t>2026-01-21</w:t>
       <w:br/>
       <w:br/>
     </w:r>

--- a/klagomål/A 53584-2025 FSC-klagomål.docx
+++ b/klagomål/A 53584-2025 FSC-klagomål.docx
@@ -694,7 +694,7 @@
     <w:r>
       <w:tab/>
       <w:tab/>
-      <w:t>2026-01-21</w:t>
+      <w:t>2026-01-23</w:t>
       <w:br/>
       <w:br/>
     </w:r>

--- a/klagomål/A 53584-2025 FSC-klagomål.docx
+++ b/klagomål/A 53584-2025 FSC-klagomål.docx
@@ -694,7 +694,7 @@
     <w:r>
       <w:tab/>
       <w:tab/>
-      <w:t>2026-01-23</w:t>
+      <w:t>2026-01-24</w:t>
       <w:br/>
       <w:br/>
     </w:r>

--- a/klagomål/A 53584-2025 FSC-klagomål.docx
+++ b/klagomål/A 53584-2025 FSC-klagomål.docx
@@ -694,7 +694,7 @@
     <w:r>
       <w:tab/>
       <w:tab/>
-      <w:t>2026-01-24</w:t>
+      <w:t>2026-01-25</w:t>
       <w:br/>
       <w:br/>
     </w:r>

--- a/klagomål/A 53584-2025 FSC-klagomål.docx
+++ b/klagomål/A 53584-2025 FSC-klagomål.docx
@@ -694,7 +694,7 @@
     <w:r>
       <w:tab/>
       <w:tab/>
-      <w:t>2026-01-25</w:t>
+      <w:t>2026-01-26</w:t>
       <w:br/>
       <w:br/>
     </w:r>

--- a/klagomål/A 53584-2025 FSC-klagomål.docx
+++ b/klagomål/A 53584-2025 FSC-klagomål.docx
@@ -694,7 +694,7 @@
     <w:r>
       <w:tab/>
       <w:tab/>
-      <w:t>2026-01-26</w:t>
+      <w:t>2026-01-27</w:t>
       <w:br/>
       <w:br/>
     </w:r>

--- a/klagomål/A 53584-2025 FSC-klagomål.docx
+++ b/klagomål/A 53584-2025 FSC-klagomål.docx
@@ -694,7 +694,7 @@
     <w:r>
       <w:tab/>
       <w:tab/>
-      <w:t>2026-01-27</w:t>
+      <w:t>2026-01-28</w:t>
       <w:br/>
       <w:br/>
     </w:r>

--- a/klagomål/A 53584-2025 FSC-klagomål.docx
+++ b/klagomål/A 53584-2025 FSC-klagomål.docx
@@ -112,7 +112,7 @@
         <w:pStyle w:val="ListBullet"/>
       </w:pPr>
       <w:r>
-        <w:t>Om ett ombud (tex Norra skog eller Mellanskog) avverkningsanmäler en skog med naturvärden motsvarande nyckelbiotops kvalité men markägaren inte är FSC certifierad, bör du skicka in ett FSC kontrollerat virke klagomål. Då ska klagomålet skickas till ombudsföretaget.</w:t>
+        <w:t>Om ett ombud (tex Norra skog eller Mellanskog) avverkningsanmäler en skog med naturvärden motsvarande nyckelbiotops kvalitet men markägaren inte är FSC certifierad, bör du skicka in ett FSC kontrollerat virke klagomål. Då ska klagomålet skickas till ombudsföretaget.</w:t>
       </w:r>
     </w:p>
     <w:p>
@@ -694,7 +694,7 @@
     <w:r>
       <w:tab/>
       <w:tab/>
-      <w:t>2026-01-28</w:t>
+      <w:t>2026-01-29</w:t>
       <w:br/>
       <w:br/>
     </w:r>

--- a/klagomål/A 53584-2025 FSC-klagomål.docx
+++ b/klagomål/A 53584-2025 FSC-klagomål.docx
@@ -694,7 +694,7 @@
     <w:r>
       <w:tab/>
       <w:tab/>
-      <w:t>2026-01-29</w:t>
+      <w:t>2026-01-30</w:t>
       <w:br/>
       <w:br/>
     </w:r>

--- a/klagomål/A 53584-2025 FSC-klagomål.docx
+++ b/klagomål/A 53584-2025 FSC-klagomål.docx
@@ -694,7 +694,7 @@
     <w:r>
       <w:tab/>
       <w:tab/>
-      <w:t>2026-01-30</w:t>
+      <w:t>2026-01-31</w:t>
       <w:br/>
       <w:br/>
     </w:r>

--- a/klagomål/A 53584-2025 FSC-klagomål.docx
+++ b/klagomål/A 53584-2025 FSC-klagomål.docx
@@ -694,7 +694,7 @@
     <w:r>
       <w:tab/>
       <w:tab/>
-      <w:t>2026-03-01</w:t>
+      <w:t>2026-03-02</w:t>
       <w:br/>
       <w:br/>
     </w:r>

--- a/klagomål/A 53584-2025 FSC-klagomål.docx
+++ b/klagomål/A 53584-2025 FSC-klagomål.docx
@@ -191,7 +191,7 @@
     </w:p>
     <w:p>
       <w:r>
-        <w:t>I avverkningsanmälan har följande 6 naturvårdsarter hittats: apollofjäril (NT, §4a), jordtistel (NT), klasefibbla (NT), majviva (NT), gråkråka (§4) och nattviol (§8). Av dessa är 4 rödlistade. För rödlistade arter har rödlistekategorin angivits inom parentes. För fridlysta arter anges även paragrafen i Artskyddsförordningen som arten är fridlyst enligt.</w:t>
+        <w:t>I avverkningsanmälan har följande 6 naturvårdsarter hittats: apollofjäril (NT, §4a), jordtistel (NT), klasefibbla (NT), kråka (NT, §4), majviva (NT) och nattviol (§8). Av dessa är 5 rödlistade. För rödlistade arter har rödlistekategorin angivits inom parentes. För fridlysta arter anges även paragrafen i Artskyddsförordningen som arten är fridlyst enligt.</w:t>
       </w:r>
     </w:p>
     <w:p>
@@ -256,7 +256,7 @@
     </w:p>
     <w:p>
       <w:r>
-        <w:t>Följande fridlysta arter har sina livsmiljöer och växtplatser i den avverkningsanmälda skogen: apollofjäril (NT, §4a), gråkråka (§4) och nattviol (§8).</w:t>
+        <w:t>Följande fridlysta arter har sina livsmiljöer och växtplatser i den avverkningsanmälda skogen: apollofjäril (NT, §4a), kråka (NT, §4) och nattviol (§8).</w:t>
       </w:r>
     </w:p>
     <w:p>
@@ -379,7 +379,7 @@
         <w:rPr>
           <w:i/>
         </w:rPr>
-        <w:t>I det avverkningsanmälda skogsområdet har 6 naturvårdsarter varav 4 rödlistade arter sina livsmiljöer och växtplatser.</w:t>
+        <w:t>I det avverkningsanmälda skogsområdet har 6 naturvårdsarter varav 5 rödlistade arter sina livsmiljöer och växtplatser.</w:t>
       </w:r>
     </w:p>
     <w:p>
@@ -694,7 +694,7 @@
     <w:r>
       <w:tab/>
       <w:tab/>
-      <w:t>2026-03-02</w:t>
+      <w:t>2026-03-03</w:t>
       <w:br/>
       <w:br/>
     </w:r>

--- a/klagomål/A 53584-2025 FSC-klagomål.docx
+++ b/klagomål/A 53584-2025 FSC-klagomål.docx
@@ -694,7 +694,7 @@
     <w:r>
       <w:tab/>
       <w:tab/>
-      <w:t>2026-03-03</w:t>
+      <w:t>2026-03-04</w:t>
       <w:br/>
       <w:br/>
     </w:r>

--- a/klagomål/A 53584-2025 FSC-klagomål.docx
+++ b/klagomål/A 53584-2025 FSC-klagomål.docx
@@ -694,7 +694,7 @@
     <w:r>
       <w:tab/>
       <w:tab/>
-      <w:t>2026-03-04</w:t>
+      <w:t>2026-03-05</w:t>
       <w:br/>
       <w:br/>
     </w:r>

--- a/klagomål/A 53584-2025 FSC-klagomål.docx
+++ b/klagomål/A 53584-2025 FSC-klagomål.docx
@@ -694,7 +694,7 @@
     <w:r>
       <w:tab/>
       <w:tab/>
-      <w:t>2026-03-05</w:t>
+      <w:t>2026-03-06</w:t>
       <w:br/>
       <w:br/>
     </w:r>

--- a/klagomål/A 53584-2025 FSC-klagomål.docx
+++ b/klagomål/A 53584-2025 FSC-klagomål.docx
@@ -694,7 +694,7 @@
     <w:r>
       <w:tab/>
       <w:tab/>
-      <w:t>2026-03-06</w:t>
+      <w:t>2026-03-07</w:t>
       <w:br/>
       <w:br/>
     </w:r>

--- a/klagomål/A 53584-2025 FSC-klagomål.docx
+++ b/klagomål/A 53584-2025 FSC-klagomål.docx
@@ -694,7 +694,7 @@
     <w:r>
       <w:tab/>
       <w:tab/>
-      <w:t>2026-03-07</w:t>
+      <w:t>2026-03-08</w:t>
       <w:br/>
       <w:br/>
     </w:r>

--- a/klagomål/A 53584-2025 FSC-klagomål.docx
+++ b/klagomål/A 53584-2025 FSC-klagomål.docx
@@ -694,7 +694,7 @@
     <w:r>
       <w:tab/>
       <w:tab/>
-      <w:t>2026-03-08</w:t>
+      <w:t>2026-03-09</w:t>
       <w:br/>
       <w:br/>
     </w:r>

--- a/klagomål/A 53584-2025 FSC-klagomål.docx
+++ b/klagomål/A 53584-2025 FSC-klagomål.docx
@@ -694,7 +694,7 @@
     <w:r>
       <w:tab/>
       <w:tab/>
-      <w:t>2026-03-09</w:t>
+      <w:t>2026-03-10</w:t>
       <w:br/>
       <w:br/>
     </w:r>

--- a/klagomål/A 53584-2025 FSC-klagomål.docx
+++ b/klagomål/A 53584-2025 FSC-klagomål.docx
@@ -694,7 +694,7 @@
     <w:r>
       <w:tab/>
       <w:tab/>
-      <w:t>2026-03-10</w:t>
+      <w:t>2026-03-11</w:t>
       <w:br/>
       <w:br/>
     </w:r>

--- a/klagomål/A 53584-2025 FSC-klagomål.docx
+++ b/klagomål/A 53584-2025 FSC-klagomål.docx
@@ -694,7 +694,7 @@
     <w:r>
       <w:tab/>
       <w:tab/>
-      <w:t>2026-03-11</w:t>
+      <w:t>2026-03-12</w:t>
       <w:br/>
       <w:br/>
     </w:r>

--- a/klagomål/A 53584-2025 FSC-klagomål.docx
+++ b/klagomål/A 53584-2025 FSC-klagomål.docx
@@ -694,7 +694,7 @@
     <w:r>
       <w:tab/>
       <w:tab/>
-      <w:t>2026-03-12</w:t>
+      <w:t>2026-03-13</w:t>
       <w:br/>
       <w:br/>
     </w:r>

--- a/klagomål/A 53584-2025 FSC-klagomål.docx
+++ b/klagomål/A 53584-2025 FSC-klagomål.docx
@@ -694,7 +694,7 @@
     <w:r>
       <w:tab/>
       <w:tab/>
-      <w:t>2026-03-13</w:t>
+      <w:t>2026-03-16</w:t>
       <w:br/>
       <w:br/>
     </w:r>

--- a/klagomål/A 53584-2025 FSC-klagomål.docx
+++ b/klagomål/A 53584-2025 FSC-klagomål.docx
@@ -694,7 +694,7 @@
     <w:r>
       <w:tab/>
       <w:tab/>
-      <w:t>2026-03-16</w:t>
+      <w:t>2026-03-17</w:t>
       <w:br/>
       <w:br/>
     </w:r>

--- a/klagomål/A 53584-2025 FSC-klagomål.docx
+++ b/klagomål/A 53584-2025 FSC-klagomål.docx
@@ -694,7 +694,7 @@
     <w:r>
       <w:tab/>
       <w:tab/>
-      <w:t>2026-03-17</w:t>
+      <w:t>2026-03-18</w:t>
       <w:br/>
       <w:br/>
     </w:r>

--- a/klagomål/A 53584-2025 FSC-klagomål.docx
+++ b/klagomål/A 53584-2025 FSC-klagomål.docx
@@ -694,7 +694,7 @@
     <w:r>
       <w:tab/>
       <w:tab/>
-      <w:t>2026-03-18</w:t>
+      <w:t>2026-03-19</w:t>
       <w:br/>
       <w:br/>
     </w:r>

--- a/klagomål/A 53584-2025 FSC-klagomål.docx
+++ b/klagomål/A 53584-2025 FSC-klagomål.docx
@@ -694,7 +694,7 @@
     <w:r>
       <w:tab/>
       <w:tab/>
-      <w:t>2026-03-19</w:t>
+      <w:t>2026-03-20</w:t>
       <w:br/>
       <w:br/>
     </w:r>

--- a/klagomål/A 53584-2025 FSC-klagomål.docx
+++ b/klagomål/A 53584-2025 FSC-klagomål.docx
@@ -694,7 +694,7 @@
     <w:r>
       <w:tab/>
       <w:tab/>
-      <w:t>2026-03-20</w:t>
+      <w:t>2026-03-21</w:t>
       <w:br/>
       <w:br/>
     </w:r>

--- a/klagomål/A 53584-2025 FSC-klagomål.docx
+++ b/klagomål/A 53584-2025 FSC-klagomål.docx
@@ -694,7 +694,7 @@
     <w:r>
       <w:tab/>
       <w:tab/>
-      <w:t>2026-03-21</w:t>
+      <w:t>2026-03-22</w:t>
       <w:br/>
       <w:br/>
     </w:r>

--- a/klagomål/A 53584-2025 FSC-klagomål.docx
+++ b/klagomål/A 53584-2025 FSC-klagomål.docx
@@ -694,7 +694,7 @@
     <w:r>
       <w:tab/>
       <w:tab/>
-      <w:t>2026-03-22</w:t>
+      <w:t>2026-03-23</w:t>
       <w:br/>
       <w:br/>
     </w:r>

--- a/klagomål/A 53584-2025 FSC-klagomål.docx
+++ b/klagomål/A 53584-2025 FSC-klagomål.docx
@@ -694,7 +694,7 @@
     <w:r>
       <w:tab/>
       <w:tab/>
-      <w:t>2026-03-23</w:t>
+      <w:t>2026-03-24</w:t>
       <w:br/>
       <w:br/>
     </w:r>

--- a/klagomål/A 53584-2025 FSC-klagomål.docx
+++ b/klagomål/A 53584-2025 FSC-klagomål.docx
@@ -694,7 +694,7 @@
     <w:r>
       <w:tab/>
       <w:tab/>
-      <w:t>2026-03-24</w:t>
+      <w:t>2026-03-25</w:t>
       <w:br/>
       <w:br/>
     </w:r>

--- a/klagomål/A 53584-2025 FSC-klagomål.docx
+++ b/klagomål/A 53584-2025 FSC-klagomål.docx
@@ -694,7 +694,7 @@
     <w:r>
       <w:tab/>
       <w:tab/>
-      <w:t>2026-03-25</w:t>
+      <w:t>2026-03-26</w:t>
       <w:br/>
       <w:br/>
     </w:r>

--- a/klagomål/A 53584-2025 FSC-klagomål.docx
+++ b/klagomål/A 53584-2025 FSC-klagomål.docx
@@ -694,7 +694,7 @@
     <w:r>
       <w:tab/>
       <w:tab/>
-      <w:t>2026-03-26</w:t>
+      <w:t>2026-03-27</w:t>
       <w:br/>
       <w:br/>
     </w:r>

--- a/klagomål/A 53584-2025 FSC-klagomål.docx
+++ b/klagomål/A 53584-2025 FSC-klagomål.docx
@@ -694,7 +694,7 @@
     <w:r>
       <w:tab/>
       <w:tab/>
-      <w:t>2026-03-27</w:t>
+      <w:t>2026-03-28</w:t>
       <w:br/>
       <w:br/>
     </w:r>

--- a/klagomål/A 53584-2025 FSC-klagomål.docx
+++ b/klagomål/A 53584-2025 FSC-klagomål.docx
@@ -694,7 +694,7 @@
     <w:r>
       <w:tab/>
       <w:tab/>
-      <w:t>2026-03-28</w:t>
+      <w:t>2026-03-29</w:t>
       <w:br/>
       <w:br/>
     </w:r>

--- a/klagomål/A 53584-2025 FSC-klagomål.docx
+++ b/klagomål/A 53584-2025 FSC-klagomål.docx
@@ -694,7 +694,7 @@
     <w:r>
       <w:tab/>
       <w:tab/>
-      <w:t>2026-03-29</w:t>
+      <w:t>2026-03-30</w:t>
       <w:br/>
       <w:br/>
     </w:r>

--- a/klagomål/A 53584-2025 FSC-klagomål.docx
+++ b/klagomål/A 53584-2025 FSC-klagomål.docx
@@ -694,7 +694,7 @@
     <w:r>
       <w:tab/>
       <w:tab/>
-      <w:t>2026-03-30</w:t>
+      <w:t>2026-03-31</w:t>
       <w:br/>
       <w:br/>
     </w:r>

--- a/klagomål/A 53584-2025 FSC-klagomål.docx
+++ b/klagomål/A 53584-2025 FSC-klagomål.docx
@@ -694,7 +694,7 @@
     <w:r>
       <w:tab/>
       <w:tab/>
-      <w:t>2026-03-31</w:t>
+      <w:t>2026-04-01</w:t>
       <w:br/>
       <w:br/>
     </w:r>

--- a/klagomål/A 53584-2025 FSC-klagomål.docx
+++ b/klagomål/A 53584-2025 FSC-klagomål.docx
@@ -694,7 +694,7 @@
     <w:r>
       <w:tab/>
       <w:tab/>
-      <w:t>2026-04-01</w:t>
+      <w:t>2026-04-02</w:t>
       <w:br/>
       <w:br/>
     </w:r>

--- a/klagomål/A 53584-2025 FSC-klagomål.docx
+++ b/klagomål/A 53584-2025 FSC-klagomål.docx
@@ -694,7 +694,7 @@
     <w:r>
       <w:tab/>
       <w:tab/>
-      <w:t>2026-04-02</w:t>
+      <w:t>2026-04-03</w:t>
       <w:br/>
       <w:br/>
     </w:r>

--- a/klagomål/A 53584-2025 FSC-klagomål.docx
+++ b/klagomål/A 53584-2025 FSC-klagomål.docx
@@ -694,7 +694,7 @@
     <w:r>
       <w:tab/>
       <w:tab/>
-      <w:t>2026-04-03</w:t>
+      <w:t>2026-04-04</w:t>
       <w:br/>
       <w:br/>
     </w:r>

--- a/klagomål/A 53584-2025 FSC-klagomål.docx
+++ b/klagomål/A 53584-2025 FSC-klagomål.docx
@@ -694,7 +694,7 @@
     <w:r>
       <w:tab/>
       <w:tab/>
-      <w:t>2026-04-14</w:t>
+      <w:t>2026-04-15</w:t>
       <w:br/>
       <w:br/>
     </w:r>

--- a/klagomål/A 53584-2025 FSC-klagomål.docx
+++ b/klagomål/A 53584-2025 FSC-klagomål.docx
@@ -694,7 +694,7 @@
     <w:r>
       <w:tab/>
       <w:tab/>
-      <w:t>2026-04-15</w:t>
+      <w:t>2026-04-16</w:t>
       <w:br/>
       <w:br/>
     </w:r>

--- a/klagomål/A 53584-2025 FSC-klagomål.docx
+++ b/klagomål/A 53584-2025 FSC-klagomål.docx
@@ -694,7 +694,7 @@
     <w:r>
       <w:tab/>
       <w:tab/>
-      <w:t>2026-04-16</w:t>
+      <w:t>2026-04-17</w:t>
       <w:br/>
       <w:br/>
     </w:r>

--- a/klagomål/A 53584-2025 FSC-klagomål.docx
+++ b/klagomål/A 53584-2025 FSC-klagomål.docx
@@ -694,7 +694,7 @@
     <w:r>
       <w:tab/>
       <w:tab/>
-      <w:t>2026-04-17</w:t>
+      <w:t>2026-04-18</w:t>
       <w:br/>
       <w:br/>
     </w:r>

--- a/klagomål/A 53584-2025 FSC-klagomål.docx
+++ b/klagomål/A 53584-2025 FSC-klagomål.docx
@@ -694,7 +694,7 @@
     <w:r>
       <w:tab/>
       <w:tab/>
-      <w:t>2026-04-18</w:t>
+      <w:t>2026-04-19</w:t>
       <w:br/>
       <w:br/>
     </w:r>

--- a/klagomål/A 53584-2025 FSC-klagomål.docx
+++ b/klagomål/A 53584-2025 FSC-klagomål.docx
@@ -694,7 +694,7 @@
     <w:r>
       <w:tab/>
       <w:tab/>
-      <w:t>2026-04-19</w:t>
+      <w:t>2026-04-20</w:t>
       <w:br/>
       <w:br/>
     </w:r>

--- a/klagomål/A 53584-2025 FSC-klagomål.docx
+++ b/klagomål/A 53584-2025 FSC-klagomål.docx
@@ -694,7 +694,7 @@
     <w:r>
       <w:tab/>
       <w:tab/>
-      <w:t>2026-04-20</w:t>
+      <w:t>2026-04-21</w:t>
       <w:br/>
       <w:br/>
     </w:r>

--- a/klagomål/A 53584-2025 FSC-klagomål.docx
+++ b/klagomål/A 53584-2025 FSC-klagomål.docx
@@ -694,7 +694,7 @@
     <w:r>
       <w:tab/>
       <w:tab/>
-      <w:t>2026-04-21</w:t>
+      <w:t>2026-04-22</w:t>
       <w:br/>
       <w:br/>
     </w:r>

--- a/klagomål/A 53584-2025 FSC-klagomål.docx
+++ b/klagomål/A 53584-2025 FSC-klagomål.docx
@@ -694,7 +694,7 @@
     <w:r>
       <w:tab/>
       <w:tab/>
-      <w:t>2026-04-22</w:t>
+      <w:t>2026-04-23</w:t>
       <w:br/>
       <w:br/>
     </w:r>

--- a/klagomål/A 53584-2025 FSC-klagomål.docx
+++ b/klagomål/A 53584-2025 FSC-klagomål.docx
@@ -694,7 +694,7 @@
     <w:r>
       <w:tab/>
       <w:tab/>
-      <w:t>2026-04-23</w:t>
+      <w:t>2026-04-24</w:t>
       <w:br/>
       <w:br/>
     </w:r>

--- a/klagomål/A 53584-2025 FSC-klagomål.docx
+++ b/klagomål/A 53584-2025 FSC-klagomål.docx
@@ -694,7 +694,7 @@
     <w:r>
       <w:tab/>
       <w:tab/>
-      <w:t>2026-04-24</w:t>
+      <w:t>2026-04-25</w:t>
       <w:br/>
       <w:br/>
     </w:r>

--- a/klagomål/A 53584-2025 FSC-klagomål.docx
+++ b/klagomål/A 53584-2025 FSC-klagomål.docx
@@ -694,7 +694,7 @@
     <w:r>
       <w:tab/>
       <w:tab/>
-      <w:t>2026-04-25</w:t>
+      <w:t>2026-04-26</w:t>
       <w:br/>
       <w:br/>
     </w:r>

--- a/klagomål/A 53584-2025 FSC-klagomål.docx
+++ b/klagomål/A 53584-2025 FSC-klagomål.docx
@@ -694,7 +694,7 @@
     <w:r>
       <w:tab/>
       <w:tab/>
-      <w:t>2026-04-26</w:t>
+      <w:t>2026-04-27</w:t>
       <w:br/>
       <w:br/>
     </w:r>

--- a/klagomål/A 53584-2025 FSC-klagomål.docx
+++ b/klagomål/A 53584-2025 FSC-klagomål.docx
@@ -694,7 +694,7 @@
     <w:r>
       <w:tab/>
       <w:tab/>
-      <w:t>2026-04-27</w:t>
+      <w:t>2026-04-28</w:t>
       <w:br/>
       <w:br/>
     </w:r>

--- a/klagomål/A 53584-2025 FSC-klagomål.docx
+++ b/klagomål/A 53584-2025 FSC-klagomål.docx
@@ -694,7 +694,7 @@
     <w:r>
       <w:tab/>
       <w:tab/>
-      <w:t>2026-04-28</w:t>
+      <w:t>2026-04-29</w:t>
       <w:br/>
       <w:br/>
     </w:r>

--- a/klagomål/A 53584-2025 FSC-klagomål.docx
+++ b/klagomål/A 53584-2025 FSC-klagomål.docx
@@ -694,7 +694,7 @@
     <w:r>
       <w:tab/>
       <w:tab/>
-      <w:t>2026-04-29</w:t>
+      <w:t>2026-04-30</w:t>
       <w:br/>
       <w:br/>
     </w:r>

--- a/klagomål/A 53584-2025 FSC-klagomål.docx
+++ b/klagomål/A 53584-2025 FSC-klagomål.docx
@@ -694,7 +694,7 @@
     <w:r>
       <w:tab/>
       <w:tab/>
-      <w:t>2026-04-30</w:t>
+      <w:t>2026-05-01</w:t>
       <w:br/>
       <w:br/>
     </w:r>

--- a/klagomål/A 53584-2025 FSC-klagomål.docx
+++ b/klagomål/A 53584-2025 FSC-klagomål.docx
@@ -694,7 +694,7 @@
     <w:r>
       <w:tab/>
       <w:tab/>
-      <w:t>2026-05-01</w:t>
+      <w:t>2026-05-02</w:t>
       <w:br/>
       <w:br/>
     </w:r>

--- a/klagomål/A 53584-2025 FSC-klagomål.docx
+++ b/klagomål/A 53584-2025 FSC-klagomål.docx
@@ -694,7 +694,7 @@
     <w:r>
       <w:tab/>
       <w:tab/>
-      <w:t>2026-05-16</w:t>
+      <w:t>2026-05-17</w:t>
       <w:br/>
       <w:br/>
     </w:r>

--- a/klagomål/A 53584-2025 FSC-klagomål.docx
+++ b/klagomål/A 53584-2025 FSC-klagomål.docx
@@ -694,7 +694,7 @@
     <w:r>
       <w:tab/>
       <w:tab/>
-      <w:t>2026-05-17</w:t>
+      <w:t>2026-05-18</w:t>
       <w:br/>
       <w:br/>
     </w:r>

--- a/klagomål/A 53584-2025 FSC-klagomål.docx
+++ b/klagomål/A 53584-2025 FSC-klagomål.docx
@@ -694,7 +694,7 @@
     <w:r>
       <w:tab/>
       <w:tab/>
-      <w:t>2026-05-18</w:t>
+      <w:t>2026-05-19</w:t>
       <w:br/>
       <w:br/>
     </w:r>

--- a/klagomål/A 53584-2025 FSC-klagomål.docx
+++ b/klagomål/A 53584-2025 FSC-klagomål.docx
@@ -694,7 +694,7 @@
     <w:r>
       <w:tab/>
       <w:tab/>
-      <w:t>2026-05-19</w:t>
+      <w:t>2026-05-20</w:t>
       <w:br/>
       <w:br/>
     </w:r>

--- a/klagomål/A 53584-2025 FSC-klagomål.docx
+++ b/klagomål/A 53584-2025 FSC-klagomål.docx
@@ -694,7 +694,7 @@
     <w:r>
       <w:tab/>
       <w:tab/>
-      <w:t>2026-05-20</w:t>
+      <w:t>2026-05-21</w:t>
       <w:br/>
       <w:br/>
     </w:r>

--- a/klagomål/A 53584-2025 FSC-klagomål.docx
+++ b/klagomål/A 53584-2025 FSC-klagomål.docx
@@ -694,7 +694,7 @@
     <w:r>
       <w:tab/>
       <w:tab/>
-      <w:t>2026-05-21</w:t>
+      <w:t>2026-05-22</w:t>
       <w:br/>
       <w:br/>
     </w:r>

--- a/klagomål/A 53584-2025 FSC-klagomål.docx
+++ b/klagomål/A 53584-2025 FSC-klagomål.docx
@@ -694,7 +694,7 @@
     <w:r>
       <w:tab/>
       <w:tab/>
-      <w:t>2026-05-22</w:t>
+      <w:t>2026-05-23</w:t>
       <w:br/>
       <w:br/>
     </w:r>

--- a/klagomål/A 53584-2025 FSC-klagomål.docx
+++ b/klagomål/A 53584-2025 FSC-klagomål.docx
@@ -694,7 +694,7 @@
     <w:r>
       <w:tab/>
       <w:tab/>
-      <w:t>2026-05-23</w:t>
+      <w:t>2026-05-24</w:t>
       <w:br/>
       <w:br/>
     </w:r>

--- a/klagomål/A 53584-2025 FSC-klagomål.docx
+++ b/klagomål/A 53584-2025 FSC-klagomål.docx
@@ -694,7 +694,7 @@
     <w:r>
       <w:tab/>
       <w:tab/>
-      <w:t>2026-05-24</w:t>
+      <w:t>2026-05-25</w:t>
       <w:br/>
       <w:br/>
     </w:r>

--- a/klagomål/A 53584-2025 FSC-klagomål.docx
+++ b/klagomål/A 53584-2025 FSC-klagomål.docx
@@ -694,7 +694,7 @@
     <w:r>
       <w:tab/>
       <w:tab/>
-      <w:t>2026-05-25</w:t>
+      <w:t>2026-05-26</w:t>
       <w:br/>
       <w:br/>
     </w:r>

--- a/klagomål/A 53584-2025 FSC-klagomål.docx
+++ b/klagomål/A 53584-2025 FSC-klagomål.docx
@@ -694,7 +694,7 @@
     <w:r>
       <w:tab/>
       <w:tab/>
-      <w:t>2026-05-26</w:t>
+      <w:t>2026-05-27</w:t>
       <w:br/>
       <w:br/>
     </w:r>

--- a/klagomål/A 53584-2025 FSC-klagomål.docx
+++ b/klagomål/A 53584-2025 FSC-klagomål.docx
@@ -694,7 +694,7 @@
     <w:r>
       <w:tab/>
       <w:tab/>
-      <w:t>2026-05-27</w:t>
+      <w:t>2026-05-28</w:t>
       <w:br/>
       <w:br/>
     </w:r>

--- a/klagomål/A 53584-2025 FSC-klagomål.docx
+++ b/klagomål/A 53584-2025 FSC-klagomål.docx
@@ -694,7 +694,7 @@
     <w:r>
       <w:tab/>
       <w:tab/>
-      <w:t>2026-05-28</w:t>
+      <w:t>2026-05-29</w:t>
       <w:br/>
       <w:br/>
     </w:r>

--- a/klagomål/A 53584-2025 FSC-klagomål.docx
+++ b/klagomål/A 53584-2025 FSC-klagomål.docx
@@ -694,7 +694,7 @@
     <w:r>
       <w:tab/>
       <w:tab/>
-      <w:t>2026-05-29</w:t>
+      <w:t>2026-05-30</w:t>
       <w:br/>
       <w:br/>
     </w:r>

--- a/klagomål/A 53584-2025 FSC-klagomål.docx
+++ b/klagomål/A 53584-2025 FSC-klagomål.docx
@@ -694,7 +694,7 @@
     <w:r>
       <w:tab/>
       <w:tab/>
-      <w:t>2026-05-30</w:t>
+      <w:t>2026-05-31</w:t>
       <w:br/>
       <w:br/>
     </w:r>

--- a/klagomål/A 53584-2025 FSC-klagomål.docx
+++ b/klagomål/A 53584-2025 FSC-klagomål.docx
@@ -694,7 +694,7 @@
     <w:r>
       <w:tab/>
       <w:tab/>
-      <w:t>2026-05-31</w:t>
+      <w:t>2026-06-01</w:t>
       <w:br/>
       <w:br/>
     </w:r>

--- a/klagomål/A 53584-2025 FSC-klagomål.docx
+++ b/klagomål/A 53584-2025 FSC-klagomål.docx
@@ -694,7 +694,7 @@
     <w:r>
       <w:tab/>
       <w:tab/>
-      <w:t>2026-06-01</w:t>
+      <w:t>2026-06-02</w:t>
       <w:br/>
       <w:br/>
     </w:r>

--- a/klagomål/A 53584-2025 FSC-klagomål.docx
+++ b/klagomål/A 53584-2025 FSC-klagomål.docx
@@ -694,7 +694,7 @@
     <w:r>
       <w:tab/>
       <w:tab/>
-      <w:t>2026-06-02</w:t>
+      <w:t>2026-06-03</w:t>
       <w:br/>
       <w:br/>
     </w:r>

--- a/klagomål/A 53584-2025 FSC-klagomål.docx
+++ b/klagomål/A 53584-2025 FSC-klagomål.docx
@@ -694,7 +694,7 @@
     <w:r>
       <w:tab/>
       <w:tab/>
-      <w:t>2026-06-03</w:t>
+      <w:t>2026-06-04</w:t>
       <w:br/>
       <w:br/>
     </w:r>
